--- a/data/ai_paras/AI_para_10.docx
+++ b/data/ai_paras/AI_para_10.docx
@@ -4,7 +4,7 @@
   <w:body>
     <w:p>
       <w:r>
-        <w:t>In addition to pharmacological treatments, behavioral therapies play a vital role in addressing addiction, with cognitive-behavioral therapy (CBT) being particularly prominent. CBT focuses on identifying and modifying maladaptive thought patterns and behaviors associated with substance use, offering individuals strategies to cope with triggers and prevent relapse (Ref-s645416). This therapy has proven effective in enhancing treatment outcomes when integrated with pharmacotherapy, providing a more comprehensive approach to addiction management. However, while the combination of CBT and pharmacotherapy shows improved efficacy over usual care, its superiority over other evidence-based therapies remains inconclusive, highlighting the need for further research (Ref-s645416). Despite this, CBT's structured framework and focus on cognitive restructuring make it a valuable component of addiction treatment, supporting individuals in achieving and maintaining sobriety through personalized therapeutic interventions.</w:t>
+        <w:t>Consequently, the behavioral consequences of cocaine use are profound, manifesting in both short-term and long-term effects on users. In the short term, cocaine induces heightened states of euphoria, increased energy, and enhanced alertness due to its impact on neurotransmitter levels, specifically dopamine and norepinephrine (Ref-f850852). These immediate effects can lead to increased risk-taking behaviors and impaired judgment, which often contribute to the escalation of usage and potential legal or social problems. Over the long term, persistent use of cocaine results in significant alterations in brain function, which can lead to dependency and various psychological issues such as anxiety, paranoia, and depression (Ref-f850852). Additionally, chronic cocaine use is associated with severe physical health consequences, including cardiovascular complications and neurological damage, reflecting the comprehensive impact of this psychoactive drug on individuals' lives.</w:t>
       </w:r>
     </w:p>
     <w:sectPr>
